--- a/demo/AI実装講座_ChatGPT操作手順書.docx
+++ b/demo/AI実装講座_ChatGPT操作手順書.docx
@@ -1147,22 +1147,588 @@
           <w:sz w:val="20"/>
           <w:szCs w:val="20"/>
         </w:rPr>
-        <w:t xml:space="preserve">重要：GPTsは個人アカウントでは作れません　</w:t>
-      </w:r>
-      <w:r>
-        <w:rPr>
-          <w:rFonts w:ascii="Yu Gothic" w:cs="Yu Gothic" w:eastAsia="Yu Gothic" w:hAnsi="Yu Gothic"/>
-          <w:b w:val="false"/>
-          <w:bCs w:val="false"/>
-          <w:i w:val="false"/>
-          <w:iCs w:val="false"/>
-          <w:color w:val="000000"/>
-          <w:sz w:val="20"/>
-          <w:szCs w:val="20"/>
-        </w:rPr>
-        <w:t xml:space="preserve">OpenAIのヘルプに「New GPT creation and publishing are not available on personal ChatGPT accounts」と明記されています（2026年9月時点）。作成できるのは Business／Enterprise／Edu のワークスペースだけです。第5回の「自社専用AI」は、プロジェクト機能で作ってください。 無料プランでも動きます。GPTsは、法人契約に移行したあと（第11回以降）の選択肢として説明します。</w:t>
-      </w:r>
-    </w:p>
+        <w:t xml:space="preserve">重要：GPTsは個人アカウントでは新規作成できません　</w:t>
+      </w:r>
+      <w:r>
+        <w:rPr>
+          <w:rFonts w:ascii="Yu Gothic" w:cs="Yu Gothic" w:eastAsia="Yu Gothic" w:hAnsi="Yu Gothic"/>
+          <w:b w:val="false"/>
+          <w:bCs w:val="false"/>
+          <w:i w:val="false"/>
+          <w:iCs w:val="false"/>
+          <w:color w:val="000000"/>
+          <w:sz w:val="20"/>
+          <w:szCs w:val="20"/>
+        </w:rPr>
+        <w:t xml:space="preserve">OpenAIのヘルプに「New GPT creation and publishing are not available on personal ChatGPT accounts, including Free, Go, Plus, and Pro.」と明記されています（2026年9月確認）。作成できるのは Business／Enterprise／Edu のワークスペースだけです。ただし「既存のGPTは使用も編集もできる」とも書かれています。止まっているのは新規作成と公開だけです。</w:t>
+      </w:r>
+    </w:p>
+    <w:p>
+      <w:pPr>
+        <w:spacing w:after="140" w:before="0" w:line="276"/>
+      </w:pPr>
+      <w:r>
+        <w:rPr>
+          <w:rFonts w:ascii="Yu Gothic" w:cs="Yu Gothic" w:eastAsia="Yu Gothic" w:hAnsi="Yu Gothic"/>
+          <w:b w:val="false"/>
+          <w:bCs w:val="false"/>
+          <w:i w:val="false"/>
+          <w:iCs w:val="false"/>
+          <w:color w:val="000000"/>
+          <w:sz w:val="20"/>
+          <w:szCs w:val="20"/>
+        </w:rPr>
+        <w:t xml:space="preserve">したがって、</w:t>
+      </w:r>
+      <w:r>
+        <w:rPr>
+          <w:rFonts w:ascii="Yu Gothic" w:cs="Yu Gothic" w:eastAsia="Yu Gothic" w:hAnsi="Yu Gothic"/>
+          <w:b/>
+          <w:bCs/>
+          <w:i w:val="false"/>
+          <w:iCs w:val="false"/>
+          <w:color w:val="000000"/>
+          <w:sz w:val="20"/>
+          <w:szCs w:val="20"/>
+        </w:rPr>
+        <w:t xml:space="preserve">第5回の「自社専用AI」はプロジェクト機能で作るのが基本線</w:t>
+      </w:r>
+      <w:r>
+        <w:rPr>
+          <w:rFonts w:ascii="Yu Gothic" w:cs="Yu Gothic" w:eastAsia="Yu Gothic" w:hAnsi="Yu Gothic"/>
+          <w:b w:val="false"/>
+          <w:bCs w:val="false"/>
+          <w:i w:val="false"/>
+          <w:iCs w:val="false"/>
+          <w:color w:val="000000"/>
+          <w:sz w:val="20"/>
+          <w:szCs w:val="20"/>
+        </w:rPr>
+        <w:t xml:space="preserve">です。無料プランでも動きます。法人ワークスペースをお持ちの受講者にはGPTsという選択肢もあるので、その手順も後半に載せてあります。</w:t>
+      </w:r>
+    </w:p>
+    <w:p>
+      <w:pPr>
+        <w:spacing w:after="140" w:before="0" w:line="276"/>
+      </w:pPr>
+      <w:r>
+        <w:rPr>
+          <w:rFonts w:ascii="Yu Gothic" w:cs="Yu Gothic" w:eastAsia="Yu Gothic" w:hAnsi="Yu Gothic"/>
+          <w:b w:val="false"/>
+          <w:bCs w:val="false"/>
+          <w:i w:val="false"/>
+          <w:iCs w:val="false"/>
+          <w:color w:val="000000"/>
+          <w:sz w:val="20"/>
+          <w:szCs w:val="20"/>
+        </w:rPr>
+        <w:t xml:space="preserve"/>
+      </w:r>
+      <w:r>
+        <w:rPr>
+          <w:rFonts w:ascii="Yu Gothic" w:cs="Yu Gothic" w:eastAsia="Yu Gothic" w:hAnsi="Yu Gothic"/>
+          <w:b/>
+          <w:bCs/>
+          <w:i w:val="false"/>
+          <w:iCs w:val="false"/>
+          <w:color w:val="000000"/>
+          <w:sz w:val="20"/>
+          <w:szCs w:val="20"/>
+        </w:rPr>
+        <w:t xml:space="preserve">初回（第1回）の環境聞き取りで、受講者のプランを必ず確認してください。</w:t>
+      </w:r>
+      <w:r>
+        <w:rPr>
+          <w:rFonts w:ascii="Yu Gothic" w:cs="Yu Gothic" w:eastAsia="Yu Gothic" w:hAnsi="Yu Gothic"/>
+          <w:b w:val="false"/>
+          <w:bCs w:val="false"/>
+          <w:i w:val="false"/>
+          <w:iCs w:val="false"/>
+          <w:color w:val="000000"/>
+          <w:sz w:val="20"/>
+          <w:szCs w:val="20"/>
+        </w:rPr>
+        <w:t xml:space="preserve"> ここが分からないまま第5回に入ると、当日「作成」ボタンが出ずに止まります。</w:t>
+      </w:r>
+    </w:p>
+    <w:p>
+      <w:pPr>
+        <w:pBdr>
+          <w:top w:val="single" w:color="FFE599" w:sz="2" w:space="4"/>
+          <w:left w:val="single" w:color="C00000" w:sz="18" w:space="6"/>
+          <w:bottom w:val="single" w:color="FFE599" w:sz="2" w:space="4"/>
+          <w:right w:val="single" w:color="FFE599" w:sz="2" w:space="4"/>
+        </w:pBdr>
+        <w:shd w:fill="FFF2CC" w:color="auto" w:val="clear"/>
+        <w:spacing w:after="180" w:before="140" w:line="264"/>
+        <w:ind w:left="120" w:right="120"/>
+      </w:pPr>
+      <w:r>
+        <w:rPr>
+          <w:rFonts w:ascii="Yu Gothic" w:cs="Yu Gothic" w:eastAsia="Yu Gothic" w:hAnsi="Yu Gothic"/>
+          <w:b/>
+          <w:bCs/>
+          <w:i w:val="false"/>
+          <w:iCs w:val="false"/>
+          <w:color w:val="C00000"/>
+          <w:sz w:val="20"/>
+          <w:szCs w:val="20"/>
+        </w:rPr>
+        <w:t xml:space="preserve">画面と表示が違うことがあります　</w:t>
+      </w:r>
+      <w:r>
+        <w:rPr>
+          <w:rFonts w:ascii="Yu Gothic" w:cs="Yu Gothic" w:eastAsia="Yu Gothic" w:hAnsi="Yu Gothic"/>
+          <w:b w:val="false"/>
+          <w:bCs w:val="false"/>
+          <w:i w:val="false"/>
+          <w:iCs w:val="false"/>
+          <w:color w:val="000000"/>
+          <w:sz w:val="20"/>
+          <w:szCs w:val="20"/>
+        </w:rPr>
+        <w:t xml:space="preserve">この制限は段階的に適用されたため、時期やアカウントによって「まだ作成できる」ケースが報告されています。当日その場で確かめるのがいちばん確実です。作成できるなら作ればよく、できなければプロジェクトに切り替える——どちらでも第5回は成立するように書いてあります。</w:t>
+      </w:r>
+    </w:p>
+    <w:p>
+      <w:pPr>
+        <w:pStyle w:val="Heading2"/>
+        <w:pBdr>
+          <w:bottom w:val="single" w:color="1F3864" w:sz="8" w:space="4"/>
+        </w:pBdr>
+        <w:spacing w:after="140" w:before="280"/>
+      </w:pPr>
+      <w:r>
+        <w:rPr>
+          <w:rFonts w:ascii="Yu Gothic" w:cs="Yu Gothic" w:eastAsia="Yu Gothic" w:hAnsi="Yu Gothic"/>
+          <w:b/>
+          <w:bCs/>
+          <w:i w:val="false"/>
+          <w:iCs w:val="false"/>
+          <w:color w:val="1F3864"/>
+          <w:sz w:val="24"/>
+          <w:szCs w:val="24"/>
+        </w:rPr>
+        <w:t xml:space="preserve">受講者のプランで、第5回の作り方が決まる</w:t>
+      </w:r>
+    </w:p>
+    <w:tbl>
+      <w:tblPr>
+        <w:tblW w:type="dxa" w:w="8800"/>
+        <w:tblBorders>
+          <w:top w:val="single" w:color="8FAADC" w:sz="6"/>
+          <w:left w:val="single" w:color="8FAADC" w:sz="6"/>
+          <w:bottom w:val="single" w:color="8FAADC" w:sz="6"/>
+          <w:right w:val="single" w:color="8FAADC" w:sz="6"/>
+          <w:insideH w:val="single" w:color="BFBFBF" w:sz="4"/>
+          <w:insideV w:val="single" w:color="BFBFBF" w:sz="4"/>
+        </w:tblBorders>
+      </w:tblPr>
+      <w:tblGrid>
+        <w:gridCol w:w="2600"/>
+        <w:gridCol w:w="3100"/>
+        <w:gridCol w:w="3100"/>
+      </w:tblGrid>
+      <w:tr>
+        <w:trPr>
+          <w:cantSplit/>
+          <w:tblHeader/>
+        </w:trPr>
+        <w:tc>
+          <w:tcPr>
+            <w:tcW w:type="dxa" w:w="2600"/>
+            <w:shd w:fill="1F3864" w:color="auto" w:val="clear"/>
+            <w:tcMar>
+              <w:top w:type="dxa" w:w="70"/>
+              <w:left w:type="dxa" w:w="100"/>
+              <w:bottom w:type="dxa" w:w="70"/>
+              <w:right w:type="dxa" w:w="100"/>
+            </w:tcMar>
+            <w:vAlign w:val="center"/>
+          </w:tcPr>
+          <w:p>
+            <w:pPr>
+              <w:spacing w:after="0" w:line="252"/>
+              <w:jc w:val="center"/>
+            </w:pPr>
+            <w:r>
+              <w:rPr>
+                <w:rFonts w:ascii="Yu Gothic" w:cs="Yu Gothic" w:eastAsia="Yu Gothic" w:hAnsi="Yu Gothic"/>
+                <w:b/>
+                <w:bCs/>
+                <w:i w:val="false"/>
+                <w:iCs w:val="false"/>
+                <w:color w:val="FFFFFF"/>
+                <w:sz w:val="19"/>
+                <w:szCs w:val="19"/>
+              </w:rPr>
+              <w:t xml:space="preserve">受講者のプラン</w:t>
+            </w:r>
+          </w:p>
+        </w:tc>
+        <w:tc>
+          <w:tcPr>
+            <w:tcW w:type="dxa" w:w="3100"/>
+            <w:shd w:fill="1F3864" w:color="auto" w:val="clear"/>
+            <w:tcMar>
+              <w:top w:type="dxa" w:w="70"/>
+              <w:left w:type="dxa" w:w="100"/>
+              <w:bottom w:type="dxa" w:w="70"/>
+              <w:right w:type="dxa" w:w="100"/>
+            </w:tcMar>
+            <w:vAlign w:val="center"/>
+          </w:tcPr>
+          <w:p>
+            <w:pPr>
+              <w:spacing w:after="0" w:line="252"/>
+              <w:jc w:val="center"/>
+            </w:pPr>
+            <w:r>
+              <w:rPr>
+                <w:rFonts w:ascii="Yu Gothic" w:cs="Yu Gothic" w:eastAsia="Yu Gothic" w:hAnsi="Yu Gothic"/>
+                <w:b/>
+                <w:bCs/>
+                <w:i w:val="false"/>
+                <w:iCs w:val="false"/>
+                <w:color w:val="FFFFFF"/>
+                <w:sz w:val="19"/>
+                <w:szCs w:val="19"/>
+              </w:rPr>
+              <w:t xml:space="preserve">何で作るか</w:t>
+            </w:r>
+          </w:p>
+        </w:tc>
+        <w:tc>
+          <w:tcPr>
+            <w:tcW w:type="dxa" w:w="3100"/>
+            <w:shd w:fill="1F3864" w:color="auto" w:val="clear"/>
+            <w:tcMar>
+              <w:top w:type="dxa" w:w="70"/>
+              <w:left w:type="dxa" w:w="100"/>
+              <w:bottom w:type="dxa" w:w="70"/>
+              <w:right w:type="dxa" w:w="100"/>
+            </w:tcMar>
+            <w:vAlign w:val="center"/>
+          </w:tcPr>
+          <w:p>
+            <w:pPr>
+              <w:spacing w:after="0" w:line="252"/>
+              <w:jc w:val="center"/>
+            </w:pPr>
+            <w:r>
+              <w:rPr>
+                <w:rFonts w:ascii="Yu Gothic" w:cs="Yu Gothic" w:eastAsia="Yu Gothic" w:hAnsi="Yu Gothic"/>
+                <w:b/>
+                <w:bCs/>
+                <w:i w:val="false"/>
+                <w:iCs w:val="false"/>
+                <w:color w:val="FFFFFF"/>
+                <w:sz w:val="19"/>
+                <w:szCs w:val="19"/>
+              </w:rPr>
+              <w:t xml:space="preserve">社員に渡せるか</w:t>
+            </w:r>
+          </w:p>
+        </w:tc>
+      </w:tr>
+      <w:tr>
+        <w:trPr>
+          <w:cantSplit/>
+        </w:trPr>
+        <w:tc>
+          <w:tcPr>
+            <w:tcW w:type="dxa" w:w="2600"/>
+            <w:tcMar>
+              <w:top w:type="dxa" w:w="70"/>
+              <w:left w:type="dxa" w:w="100"/>
+              <w:bottom w:type="dxa" w:w="70"/>
+              <w:right w:type="dxa" w:w="100"/>
+            </w:tcMar>
+            <w:vAlign w:val="center"/>
+          </w:tcPr>
+          <w:p>
+            <w:pPr>
+              <w:spacing w:after="0" w:line="252"/>
+              <w:jc w:val="left"/>
+            </w:pPr>
+            <w:r>
+              <w:rPr>
+                <w:rFonts w:ascii="Yu Gothic" w:cs="Yu Gothic" w:eastAsia="Yu Gothic" w:hAnsi="Yu Gothic"/>
+                <w:b w:val="false"/>
+                <w:bCs w:val="false"/>
+                <w:i w:val="false"/>
+                <w:iCs w:val="false"/>
+                <w:color w:val="000000"/>
+                <w:sz w:val="18"/>
+                <w:szCs w:val="18"/>
+              </w:rPr>
+              <w:t xml:space="preserve">Free／Go／Plus／Pro（個人）</w:t>
+            </w:r>
+          </w:p>
+        </w:tc>
+        <w:tc>
+          <w:tcPr>
+            <w:tcW w:type="dxa" w:w="3100"/>
+            <w:tcMar>
+              <w:top w:type="dxa" w:w="70"/>
+              <w:left w:type="dxa" w:w="100"/>
+              <w:bottom w:type="dxa" w:w="70"/>
+              <w:right w:type="dxa" w:w="100"/>
+            </w:tcMar>
+            <w:vAlign w:val="center"/>
+          </w:tcPr>
+          <w:p>
+            <w:pPr>
+              <w:spacing w:after="0" w:line="252"/>
+              <w:jc w:val="left"/>
+            </w:pPr>
+            <w:r>
+              <w:rPr>
+                <w:rFonts w:ascii="Yu Gothic" w:cs="Yu Gothic" w:eastAsia="Yu Gothic" w:hAnsi="Yu Gothic"/>
+                <w:b w:val="false"/>
+                <w:bCs w:val="false"/>
+                <w:i w:val="false"/>
+                <w:iCs w:val="false"/>
+                <w:color w:val="000000"/>
+                <w:sz w:val="18"/>
+                <w:szCs w:val="18"/>
+              </w:rPr>
+              <w:t xml:space="preserve">プロジェクト機能</w:t>
+            </w:r>
+          </w:p>
+        </w:tc>
+        <w:tc>
+          <w:tcPr>
+            <w:tcW w:type="dxa" w:w="3100"/>
+            <w:tcMar>
+              <w:top w:type="dxa" w:w="70"/>
+              <w:left w:type="dxa" w:w="100"/>
+              <w:bottom w:type="dxa" w:w="70"/>
+              <w:right w:type="dxa" w:w="100"/>
+            </w:tcMar>
+            <w:vAlign w:val="center"/>
+          </w:tcPr>
+          <w:p>
+            <w:pPr>
+              <w:spacing w:after="0" w:line="252"/>
+              <w:jc w:val="left"/>
+            </w:pPr>
+            <w:r>
+              <w:rPr>
+                <w:rFonts w:ascii="Yu Gothic" w:cs="Yu Gothic" w:eastAsia="Yu Gothic" w:hAnsi="Yu Gothic"/>
+                <w:b w:val="false"/>
+                <w:bCs w:val="false"/>
+                <w:i w:val="false"/>
+                <w:iCs w:val="false"/>
+                <w:color w:val="000000"/>
+                <w:sz w:val="18"/>
+                <w:szCs w:val="18"/>
+              </w:rPr>
+              <w:t xml:space="preserve">渡せない。第5回は「社長が使う」で止める</w:t>
+            </w:r>
+          </w:p>
+        </w:tc>
+      </w:tr>
+      <w:tr>
+        <w:trPr>
+          <w:cantSplit/>
+        </w:trPr>
+        <w:tc>
+          <w:tcPr>
+            <w:tcW w:type="dxa" w:w="2600"/>
+            <w:shd w:fill="F2F2F2" w:color="auto" w:val="clear"/>
+            <w:tcMar>
+              <w:top w:type="dxa" w:w="70"/>
+              <w:left w:type="dxa" w:w="100"/>
+              <w:bottom w:type="dxa" w:w="70"/>
+              <w:right w:type="dxa" w:w="100"/>
+            </w:tcMar>
+            <w:vAlign w:val="center"/>
+          </w:tcPr>
+          <w:p>
+            <w:pPr>
+              <w:spacing w:after="0" w:line="252"/>
+              <w:jc w:val="left"/>
+            </w:pPr>
+            <w:r>
+              <w:rPr>
+                <w:rFonts w:ascii="Yu Gothic" w:cs="Yu Gothic" w:eastAsia="Yu Gothic" w:hAnsi="Yu Gothic"/>
+                <w:b w:val="false"/>
+                <w:bCs w:val="false"/>
+                <w:i w:val="false"/>
+                <w:iCs w:val="false"/>
+                <w:color w:val="000000"/>
+                <w:sz w:val="18"/>
+                <w:szCs w:val="18"/>
+              </w:rPr>
+              <w:t xml:space="preserve">Business／Enterprise／Edu</w:t>
+            </w:r>
+          </w:p>
+        </w:tc>
+        <w:tc>
+          <w:tcPr>
+            <w:tcW w:type="dxa" w:w="3100"/>
+            <w:shd w:fill="F2F2F2" w:color="auto" w:val="clear"/>
+            <w:tcMar>
+              <w:top w:type="dxa" w:w="70"/>
+              <w:left w:type="dxa" w:w="100"/>
+              <w:bottom w:type="dxa" w:w="70"/>
+              <w:right w:type="dxa" w:w="100"/>
+            </w:tcMar>
+            <w:vAlign w:val="center"/>
+          </w:tcPr>
+          <w:p>
+            <w:pPr>
+              <w:spacing w:after="0" w:line="252"/>
+              <w:jc w:val="left"/>
+            </w:pPr>
+            <w:r>
+              <w:rPr>
+                <w:rFonts w:ascii="Yu Gothic" w:cs="Yu Gothic" w:eastAsia="Yu Gothic" w:hAnsi="Yu Gothic"/>
+                <w:b w:val="false"/>
+                <w:bCs w:val="false"/>
+                <w:i w:val="false"/>
+                <w:iCs w:val="false"/>
+                <w:color w:val="000000"/>
+                <w:sz w:val="18"/>
+                <w:szCs w:val="18"/>
+              </w:rPr>
+              <w:t xml:space="preserve">プロジェクト（共有可）またはGPTs</w:t>
+            </w:r>
+          </w:p>
+        </w:tc>
+        <w:tc>
+          <w:tcPr>
+            <w:tcW w:type="dxa" w:w="3100"/>
+            <w:shd w:fill="F2F2F2" w:color="auto" w:val="clear"/>
+            <w:tcMar>
+              <w:top w:type="dxa" w:w="70"/>
+              <w:left w:type="dxa" w:w="100"/>
+              <w:bottom w:type="dxa" w:w="70"/>
+              <w:right w:type="dxa" w:w="100"/>
+            </w:tcMar>
+            <w:vAlign w:val="center"/>
+          </w:tcPr>
+          <w:p>
+            <w:pPr>
+              <w:spacing w:after="0" w:line="252"/>
+              <w:jc w:val="left"/>
+            </w:pPr>
+            <w:r>
+              <w:rPr>
+                <w:rFonts w:ascii="Yu Gothic" w:cs="Yu Gothic" w:eastAsia="Yu Gothic" w:hAnsi="Yu Gothic"/>
+                <w:b w:val="false"/>
+                <w:bCs w:val="false"/>
+                <w:i w:val="false"/>
+                <w:iCs w:val="false"/>
+                <w:color w:val="000000"/>
+                <w:sz w:val="18"/>
+                <w:szCs w:val="18"/>
+              </w:rPr>
+              <w:t xml:space="preserve">渡せる</w:t>
+            </w:r>
+          </w:p>
+        </w:tc>
+      </w:tr>
+      <w:tr>
+        <w:trPr>
+          <w:cantSplit/>
+        </w:trPr>
+        <w:tc>
+          <w:tcPr>
+            <w:tcW w:type="dxa" w:w="2600"/>
+            <w:tcMar>
+              <w:top w:type="dxa" w:w="70"/>
+              <w:left w:type="dxa" w:w="100"/>
+              <w:bottom w:type="dxa" w:w="70"/>
+              <w:right w:type="dxa" w:w="100"/>
+            </w:tcMar>
+            <w:vAlign w:val="center"/>
+          </w:tcPr>
+          <w:p>
+            <w:pPr>
+              <w:spacing w:after="0" w:line="252"/>
+              <w:jc w:val="left"/>
+            </w:pPr>
+            <w:r>
+              <w:rPr>
+                <w:rFonts w:ascii="Yu Gothic" w:cs="Yu Gothic" w:eastAsia="Yu Gothic" w:hAnsi="Yu Gothic"/>
+                <w:b w:val="false"/>
+                <w:bCs w:val="false"/>
+                <w:i w:val="false"/>
+                <w:iCs w:val="false"/>
+                <w:color w:val="000000"/>
+                <w:sz w:val="18"/>
+                <w:szCs w:val="18"/>
+              </w:rPr>
+              <w:t xml:space="preserve">すでにGPTsを持っている</w:t>
+            </w:r>
+          </w:p>
+        </w:tc>
+        <w:tc>
+          <w:tcPr>
+            <w:tcW w:type="dxa" w:w="3100"/>
+            <w:tcMar>
+              <w:top w:type="dxa" w:w="70"/>
+              <w:left w:type="dxa" w:w="100"/>
+              <w:bottom w:type="dxa" w:w="70"/>
+              <w:right w:type="dxa" w:w="100"/>
+            </w:tcMar>
+            <w:vAlign w:val="center"/>
+          </w:tcPr>
+          <w:p>
+            <w:pPr>
+              <w:spacing w:after="0" w:line="252"/>
+              <w:jc w:val="left"/>
+            </w:pPr>
+            <w:r>
+              <w:rPr>
+                <w:rFonts w:ascii="Yu Gothic" w:cs="Yu Gothic" w:eastAsia="Yu Gothic" w:hAnsi="Yu Gothic"/>
+                <w:b w:val="false"/>
+                <w:bCs w:val="false"/>
+                <w:i w:val="false"/>
+                <w:iCs w:val="false"/>
+                <w:color w:val="000000"/>
+                <w:sz w:val="18"/>
+                <w:szCs w:val="18"/>
+              </w:rPr>
+              <w:t xml:space="preserve">既存GPTを編集して使う</w:t>
+            </w:r>
+          </w:p>
+        </w:tc>
+        <w:tc>
+          <w:tcPr>
+            <w:tcW w:type="dxa" w:w="3100"/>
+            <w:tcMar>
+              <w:top w:type="dxa" w:w="70"/>
+              <w:left w:type="dxa" w:w="100"/>
+              <w:bottom w:type="dxa" w:w="70"/>
+              <w:right w:type="dxa" w:w="100"/>
+            </w:tcMar>
+            <w:vAlign w:val="center"/>
+          </w:tcPr>
+          <w:p>
+            <w:pPr>
+              <w:spacing w:after="0" w:line="252"/>
+              <w:jc w:val="left"/>
+            </w:pPr>
+            <w:r>
+              <w:rPr>
+                <w:rFonts w:ascii="Yu Gothic" w:cs="Yu Gothic" w:eastAsia="Yu Gothic" w:hAnsi="Yu Gothic"/>
+                <w:b w:val="false"/>
+                <w:bCs w:val="false"/>
+                <w:i w:val="false"/>
+                <w:iCs w:val="false"/>
+                <w:color w:val="000000"/>
+                <w:sz w:val="18"/>
+                <w:szCs w:val="18"/>
+              </w:rPr>
+              <w:t xml:space="preserve">既存の共有設定のまま</w:t>
+            </w:r>
+          </w:p>
+        </w:tc>
+      </w:tr>
+    </w:tbl>
     <w:p>
       <w:r>
         <w:br w:type="page"/>
@@ -3054,6 +3620,451 @@
           <w:sz w:val="26"/>
           <w:szCs w:val="26"/>
         </w:rPr>
+        <w:t xml:space="preserve">GPTs（カスタムGPT）</w:t>
+      </w:r>
+    </w:p>
+    <w:p>
+      <w:pPr>
+        <w:spacing w:after="180"/>
+      </w:pPr>
+      <w:r>
+        <w:rPr>
+          <w:rFonts w:ascii="Yu Gothic" w:cs="Yu Gothic" w:eastAsia="Yu Gothic" w:hAnsi="Yu Gothic"/>
+          <w:b w:val="false"/>
+          <w:bCs w:val="false"/>
+          <w:i w:val="false"/>
+          <w:iCs w:val="false"/>
+          <w:color w:val="595959"/>
+          <w:sz w:val="19"/>
+          <w:szCs w:val="19"/>
+        </w:rPr>
+        <w:t xml:space="preserve">法人ワークスペースを持っている受講者だけ</w:t>
+      </w:r>
+    </w:p>
+    <w:p>
+      <w:pPr>
+        <w:spacing w:after="160" w:before="0" w:line="276"/>
+      </w:pPr>
+      <w:r>
+        <w:rPr>
+          <w:rFonts w:ascii="Yu Gothic" w:cs="Yu Gothic" w:eastAsia="Yu Gothic" w:hAnsi="Yu Gothic"/>
+          <w:b w:val="false"/>
+          <w:bCs w:val="false"/>
+          <w:i w:val="false"/>
+          <w:iCs w:val="false"/>
+          <w:color w:val="000000"/>
+          <w:sz w:val="20"/>
+          <w:szCs w:val="20"/>
+        </w:rPr>
+        <w:t xml:space="preserve"/>
+      </w:r>
+      <w:r>
+        <w:rPr>
+          <w:rFonts w:ascii="Yu Gothic" w:cs="Yu Gothic" w:eastAsia="Yu Gothic" w:hAnsi="Yu Gothic"/>
+          <w:b/>
+          <w:bCs/>
+          <w:i w:val="false"/>
+          <w:iCs w:val="false"/>
+          <w:color w:val="000000"/>
+          <w:sz w:val="20"/>
+          <w:szCs w:val="20"/>
+        </w:rPr>
+        <w:t xml:space="preserve">個人プランの受講者には、この節は不要です。</w:t>
+      </w:r>
+      <w:r>
+        <w:rPr>
+          <w:rFonts w:ascii="Yu Gothic" w:cs="Yu Gothic" w:eastAsia="Yu Gothic" w:hAnsi="Yu Gothic"/>
+          <w:b w:val="false"/>
+          <w:bCs w:val="false"/>
+          <w:i w:val="false"/>
+          <w:iCs w:val="false"/>
+          <w:color w:val="000000"/>
+          <w:sz w:val="20"/>
+          <w:szCs w:val="20"/>
+        </w:rPr>
+        <w:t xml:space="preserve"> プロジェクトで作ってください。ここは、受講者がすでに Business／Enterprise／Edu のワークスペースを使っている場合の手順です。プロジェクトとの違いは1つだけ、</w:t>
+      </w:r>
+      <w:r>
+        <w:rPr>
+          <w:rFonts w:ascii="Yu Gothic" w:cs="Yu Gothic" w:eastAsia="Yu Gothic" w:hAnsi="Yu Gothic"/>
+          <w:b/>
+          <w:bCs/>
+          <w:i w:val="false"/>
+          <w:iCs w:val="false"/>
+          <w:color w:val="000000"/>
+          <w:sz w:val="20"/>
+          <w:szCs w:val="20"/>
+        </w:rPr>
+        <w:t xml:space="preserve">社員に配れること</w:t>
+      </w:r>
+      <w:r>
+        <w:rPr>
+          <w:rFonts w:ascii="Yu Gothic" w:cs="Yu Gothic" w:eastAsia="Yu Gothic" w:hAnsi="Yu Gothic"/>
+          <w:b w:val="false"/>
+          <w:bCs w:val="false"/>
+          <w:i w:val="false"/>
+          <w:iCs w:val="false"/>
+          <w:color w:val="000000"/>
+          <w:sz w:val="20"/>
+          <w:szCs w:val="20"/>
+        </w:rPr>
+        <w:t xml:space="preserve">です。</w:t>
+      </w:r>
+    </w:p>
+    <w:p>
+      <w:pPr>
+        <w:pStyle w:val="Heading3"/>
+        <w:spacing w:after="100" w:before="200"/>
+      </w:pPr>
+      <w:r>
+        <w:rPr>
+          <w:rFonts w:ascii="Yu Gothic" w:cs="Yu Gothic" w:eastAsia="Yu Gothic" w:hAnsi="Yu Gothic"/>
+          <w:b/>
+          <w:bCs/>
+          <w:i w:val="false"/>
+          <w:iCs w:val="false"/>
+          <w:color w:val="1F3864"/>
+          <w:sz w:val="22"/>
+          <w:szCs w:val="22"/>
+        </w:rPr>
+        <w:t xml:space="preserve">■ つくり方</w:t>
+      </w:r>
+    </w:p>
+    <w:p>
+      <w:pPr>
+        <w:shd w:fill="F2F2F2" w:color="auto" w:val="clear"/>
+        <w:spacing w:after="60" w:before="160"/>
+        <w:ind w:left="60"/>
+      </w:pPr>
+      <w:r>
+        <w:rPr>
+          <w:rFonts w:ascii="Yu Gothic" w:cs="Yu Gothic" w:eastAsia="Yu Gothic" w:hAnsi="Yu Gothic"/>
+          <w:b/>
+          <w:bCs/>
+          <w:i w:val="false"/>
+          <w:iCs w:val="false"/>
+          <w:color w:val="B04A2F"/>
+          <w:sz w:val="18"/>
+          <w:szCs w:val="18"/>
+        </w:rPr>
+        <w:t xml:space="preserve">STEP 1　</w:t>
+      </w:r>
+      <w:r>
+        <w:rPr>
+          <w:rFonts w:ascii="Yu Gothic" w:cs="Yu Gothic" w:eastAsia="Yu Gothic" w:hAnsi="Yu Gothic"/>
+          <w:b/>
+          <w:bCs/>
+          <w:i w:val="false"/>
+          <w:iCs w:val="false"/>
+          <w:color w:val="1F3864"/>
+          <w:sz w:val="21"/>
+          <w:szCs w:val="21"/>
+        </w:rPr>
+        <w:t xml:space="preserve">作成画面を開く</w:t>
+      </w:r>
+    </w:p>
+    <w:p>
+      <w:pPr>
+        <w:spacing w:after="100" w:line="276"/>
+        <w:ind w:left="200"/>
+      </w:pPr>
+      <w:r>
+        <w:rPr>
+          <w:rFonts w:ascii="Yu Gothic" w:cs="Yu Gothic" w:eastAsia="Yu Gothic" w:hAnsi="Yu Gothic"/>
+          <w:b w:val="false"/>
+          <w:bCs w:val="false"/>
+          <w:i w:val="false"/>
+          <w:iCs w:val="false"/>
+          <w:color w:val="000000"/>
+          <w:sz w:val="20"/>
+          <w:szCs w:val="20"/>
+        </w:rPr>
+        <w:t xml:space="preserve">サイドバーの「GPTを探す（Explore GPTs）」、または chatgpt.com/gpts を直接開く。右上の「作成する（Create）」。</w:t>
+      </w:r>
+    </w:p>
+    <w:p>
+      <w:pPr>
+        <w:shd w:fill="F2F2F2" w:color="auto" w:val="clear"/>
+        <w:spacing w:after="60" w:before="160"/>
+        <w:ind w:left="60"/>
+      </w:pPr>
+      <w:r>
+        <w:rPr>
+          <w:rFonts w:ascii="Yu Gothic" w:cs="Yu Gothic" w:eastAsia="Yu Gothic" w:hAnsi="Yu Gothic"/>
+          <w:b/>
+          <w:bCs/>
+          <w:i w:val="false"/>
+          <w:iCs w:val="false"/>
+          <w:color w:val="B04A2F"/>
+          <w:sz w:val="18"/>
+          <w:szCs w:val="18"/>
+        </w:rPr>
+        <w:t xml:space="preserve">STEP 2　</w:t>
+      </w:r>
+      <w:r>
+        <w:rPr>
+          <w:rFonts w:ascii="Yu Gothic" w:cs="Yu Gothic" w:eastAsia="Yu Gothic" w:hAnsi="Yu Gothic"/>
+          <w:b/>
+          <w:bCs/>
+          <w:i w:val="false"/>
+          <w:iCs w:val="false"/>
+          <w:color w:val="1F3864"/>
+          <w:sz w:val="21"/>
+          <w:szCs w:val="21"/>
+        </w:rPr>
+        <w:t xml:space="preserve">対話で作るか、直接書くか</w:t>
+      </w:r>
+    </w:p>
+    <w:p>
+      <w:pPr>
+        <w:spacing w:after="100" w:line="276"/>
+        <w:ind w:left="200"/>
+      </w:pPr>
+      <w:r>
+        <w:rPr>
+          <w:rFonts w:ascii="Yu Gothic" w:cs="Yu Gothic" w:eastAsia="Yu Gothic" w:hAnsi="Yu Gothic"/>
+          <w:b w:val="false"/>
+          <w:bCs w:val="false"/>
+          <w:i w:val="false"/>
+          <w:iCs w:val="false"/>
+          <w:color w:val="000000"/>
+          <w:sz w:val="20"/>
+          <w:szCs w:val="20"/>
+        </w:rPr>
+        <w:t xml:space="preserve">「Create」タブは対話しながら下書きしてくれる方式。「Configure」タブは項目を直接埋める方式。講座では Configure を使ってください。仕様書の6項目をそのまま写せます。</w:t>
+      </w:r>
+    </w:p>
+    <w:p>
+      <w:pPr>
+        <w:shd w:fill="F2F2F2" w:color="auto" w:val="clear"/>
+        <w:spacing w:after="60" w:before="160"/>
+        <w:ind w:left="60"/>
+      </w:pPr>
+      <w:r>
+        <w:rPr>
+          <w:rFonts w:ascii="Yu Gothic" w:cs="Yu Gothic" w:eastAsia="Yu Gothic" w:hAnsi="Yu Gothic"/>
+          <w:b/>
+          <w:bCs/>
+          <w:i w:val="false"/>
+          <w:iCs w:val="false"/>
+          <w:color w:val="B04A2F"/>
+          <w:sz w:val="18"/>
+          <w:szCs w:val="18"/>
+        </w:rPr>
+        <w:t xml:space="preserve">STEP 3　</w:t>
+      </w:r>
+      <w:r>
+        <w:rPr>
+          <w:rFonts w:ascii="Yu Gothic" w:cs="Yu Gothic" w:eastAsia="Yu Gothic" w:hAnsi="Yu Gothic"/>
+          <w:b/>
+          <w:bCs/>
+          <w:i w:val="false"/>
+          <w:iCs w:val="false"/>
+          <w:color w:val="1F3864"/>
+          <w:sz w:val="21"/>
+          <w:szCs w:val="21"/>
+        </w:rPr>
+        <w:t xml:space="preserve">Configure の項目を埋める</w:t>
+      </w:r>
+    </w:p>
+    <w:p>
+      <w:pPr>
+        <w:spacing w:after="100" w:line="276"/>
+        <w:ind w:left="200"/>
+      </w:pPr>
+      <w:r>
+        <w:rPr>
+          <w:rFonts w:ascii="Yu Gothic" w:cs="Yu Gothic" w:eastAsia="Yu Gothic" w:hAnsi="Yu Gothic"/>
+          <w:b w:val="false"/>
+          <w:bCs w:val="false"/>
+          <w:i w:val="false"/>
+          <w:iCs w:val="false"/>
+          <w:color w:val="000000"/>
+          <w:sz w:val="20"/>
+          <w:szCs w:val="20"/>
+        </w:rPr>
+        <w:t xml:space="preserve">Name（名前）／Description（説明）／Instructions（指示）／Knowledge（資料）／Conversation starters（会話の入口）／Capabilities（機能）。指示欄には、プロジェクトのときと同じ文面を入れます。</w:t>
+      </w:r>
+    </w:p>
+    <w:p>
+      <w:pPr>
+        <w:shd w:fill="F2F2F2" w:color="auto" w:val="clear"/>
+        <w:spacing w:after="60" w:before="160"/>
+        <w:ind w:left="60"/>
+      </w:pPr>
+      <w:r>
+        <w:rPr>
+          <w:rFonts w:ascii="Yu Gothic" w:cs="Yu Gothic" w:eastAsia="Yu Gothic" w:hAnsi="Yu Gothic"/>
+          <w:b/>
+          <w:bCs/>
+          <w:i w:val="false"/>
+          <w:iCs w:val="false"/>
+          <w:color w:val="B04A2F"/>
+          <w:sz w:val="18"/>
+          <w:szCs w:val="18"/>
+        </w:rPr>
+        <w:t xml:space="preserve">STEP 4　</w:t>
+      </w:r>
+      <w:r>
+        <w:rPr>
+          <w:rFonts w:ascii="Yu Gothic" w:cs="Yu Gothic" w:eastAsia="Yu Gothic" w:hAnsi="Yu Gothic"/>
+          <w:b/>
+          <w:bCs/>
+          <w:i w:val="false"/>
+          <w:iCs w:val="false"/>
+          <w:color w:val="1F3864"/>
+          <w:sz w:val="21"/>
+          <w:szCs w:val="21"/>
+        </w:rPr>
+        <w:t xml:space="preserve">資料を載せる</w:t>
+      </w:r>
+    </w:p>
+    <w:p>
+      <w:pPr>
+        <w:spacing w:after="100" w:line="276"/>
+        <w:ind w:left="200"/>
+      </w:pPr>
+      <w:r>
+        <w:rPr>
+          <w:rFonts w:ascii="Yu Gothic" w:cs="Yu Gothic" w:eastAsia="Yu Gothic" w:hAnsi="Yu Gothic"/>
+          <w:b w:val="false"/>
+          <w:bCs w:val="false"/>
+          <w:i w:val="false"/>
+          <w:iCs w:val="false"/>
+          <w:color w:val="000000"/>
+          <w:sz w:val="20"/>
+          <w:szCs w:val="20"/>
+        </w:rPr>
+        <w:t xml:space="preserve">Knowledge にファイルをアップロード。最大20ファイル、1ファイル512MBまで。プロジェクトより多く載せられます。</w:t>
+      </w:r>
+    </w:p>
+    <w:p>
+      <w:pPr>
+        <w:shd w:fill="F2F2F2" w:color="auto" w:val="clear"/>
+        <w:spacing w:after="60" w:before="160"/>
+        <w:ind w:left="60"/>
+      </w:pPr>
+      <w:r>
+        <w:rPr>
+          <w:rFonts w:ascii="Yu Gothic" w:cs="Yu Gothic" w:eastAsia="Yu Gothic" w:hAnsi="Yu Gothic"/>
+          <w:b/>
+          <w:bCs/>
+          <w:i w:val="false"/>
+          <w:iCs w:val="false"/>
+          <w:color w:val="B04A2F"/>
+          <w:sz w:val="18"/>
+          <w:szCs w:val="18"/>
+        </w:rPr>
+        <w:t xml:space="preserve">STEP 5　</w:t>
+      </w:r>
+      <w:r>
+        <w:rPr>
+          <w:rFonts w:ascii="Yu Gothic" w:cs="Yu Gothic" w:eastAsia="Yu Gothic" w:hAnsi="Yu Gothic"/>
+          <w:b/>
+          <w:bCs/>
+          <w:i w:val="false"/>
+          <w:iCs w:val="false"/>
+          <w:color w:val="1F3864"/>
+          <w:sz w:val="21"/>
+          <w:szCs w:val="21"/>
+        </w:rPr>
+        <w:t xml:space="preserve">公開範囲を決める</w:t>
+      </w:r>
+    </w:p>
+    <w:p>
+      <w:pPr>
+        <w:spacing w:after="100" w:line="276"/>
+        <w:ind w:left="200"/>
+      </w:pPr>
+      <w:r>
+        <w:rPr>
+          <w:rFonts w:ascii="Yu Gothic" w:cs="Yu Gothic" w:eastAsia="Yu Gothic" w:hAnsi="Yu Gothic"/>
+          <w:b w:val="false"/>
+          <w:bCs w:val="false"/>
+          <w:i w:val="false"/>
+          <w:iCs w:val="false"/>
+          <w:color w:val="000000"/>
+          <w:sz w:val="20"/>
+          <w:szCs w:val="20"/>
+        </w:rPr>
+        <w:t xml:space="preserve">右上の「共有（Share）」から範囲を選ぶ。社内だけに限定できるかを、その場で必ず確認してください。</w:t>
+      </w:r>
+    </w:p>
+    <w:p>
+      <w:pPr>
+        <w:pBdr>
+          <w:top w:val="single" w:color="FFE599" w:sz="2" w:space="4"/>
+          <w:left w:val="single" w:color="C00000" w:sz="18" w:space="6"/>
+          <w:bottom w:val="single" w:color="FFE599" w:sz="2" w:space="4"/>
+          <w:right w:val="single" w:color="FFE599" w:sz="2" w:space="4"/>
+        </w:pBdr>
+        <w:shd w:fill="FFF2CC" w:color="auto" w:val="clear"/>
+        <w:spacing w:after="180" w:before="140" w:line="264"/>
+        <w:ind w:left="120" w:right="120"/>
+      </w:pPr>
+      <w:r>
+        <w:rPr>
+          <w:rFonts w:ascii="Yu Gothic" w:cs="Yu Gothic" w:eastAsia="Yu Gothic" w:hAnsi="Yu Gothic"/>
+          <w:b/>
+          <w:bCs/>
+          <w:i w:val="false"/>
+          <w:iCs w:val="false"/>
+          <w:color w:val="C00000"/>
+          <w:sz w:val="20"/>
+          <w:szCs w:val="20"/>
+        </w:rPr>
+        <w:t xml:space="preserve">プロジェクトとGPTs、どちらで作るか　</w:t>
+      </w:r>
+      <w:r>
+        <w:rPr>
+          <w:rFonts w:ascii="Yu Gothic" w:cs="Yu Gothic" w:eastAsia="Yu Gothic" w:hAnsi="Yu Gothic"/>
+          <w:b w:val="false"/>
+          <w:bCs w:val="false"/>
+          <w:i w:val="false"/>
+          <w:iCs w:val="false"/>
+          <w:color w:val="000000"/>
+          <w:sz w:val="20"/>
+          <w:szCs w:val="20"/>
+        </w:rPr>
+        <w:t xml:space="preserve">迷ったらプロジェクトです。全プランで使え、第8回のナレッジ検索にそのまま育てられます。GPTsを選ぶ理由は「社員に配る」だけ。配る話は、法人契約と一緒に第11回で扱う設計になっています。第5回でGPTsを勧めると、契約の話を持ち出すことになり、売り込みに見えます。</w:t>
+      </w:r>
+    </w:p>
+    <w:p>
+      <w:r>
+        <w:br w:type="page"/>
+      </w:r>
+    </w:p>
+    <w:p>
+      <w:pPr>
+        <w:pBdr>
+          <w:bottom w:val="single" w:color="1F3864" w:sz="10" w:space="5"/>
+        </w:pBdr>
+        <w:spacing w:after="60" w:before="300"/>
+      </w:pPr>
+      <w:r>
+        <w:rPr>
+          <w:rFonts w:ascii="Yu Gothic" w:cs="Yu Gothic" w:eastAsia="Yu Gothic" w:hAnsi="Yu Gothic"/>
+          <w:b/>
+          <w:bCs/>
+          <w:i w:val="false"/>
+          <w:iCs w:val="false"/>
+          <w:color w:val="B04A2F"/>
+          <w:sz w:val="22"/>
+          <w:szCs w:val="22"/>
+        </w:rPr>
+        <w:t xml:space="preserve">04　</w:t>
+      </w:r>
+      <w:r>
+        <w:rPr>
+          <w:rFonts w:ascii="Yu Gothic" w:cs="Yu Gothic" w:eastAsia="Yu Gothic" w:hAnsi="Yu Gothic"/>
+          <w:b/>
+          <w:bCs/>
+          <w:i w:val="false"/>
+          <w:iCs w:val="false"/>
+          <w:color w:val="1F3864"/>
+          <w:sz w:val="26"/>
+          <w:szCs w:val="26"/>
+        </w:rPr>
         <w:t xml:space="preserve">ファイルを読ませる</w:t>
       </w:r>
     </w:p>
@@ -3708,7 +4719,7 @@
           <w:sz w:val="22"/>
           <w:szCs w:val="22"/>
         </w:rPr>
-        <w:t xml:space="preserve">04　</w:t>
+        <w:t xml:space="preserve">05　</w:t>
       </w:r>
       <w:r>
         <w:rPr>
@@ -4088,7 +5099,7 @@
                 <w:sz w:val="19"/>
                 <w:szCs w:val="19"/>
               </w:rPr>
-              <w:t xml:space="preserve">受講者のプランを確認したか（無料／Go／Plus／法人）。ファイル数の上限が変わります</w:t>
+              <w:t xml:space="preserve">受講者のプランを確認したか（無料／Go／Plus／Pro／法人）。ファイル数の上限と、GPTsを作れるかが変わります</w:t>
             </w:r>
           </w:p>
         </w:tc>

--- a/demo/AI実装講座_ChatGPT操作手順書.docx
+++ b/demo/AI実装講座_ChatGPT操作手順書.docx
@@ -3090,7 +3090,7 @@
           <w:sz w:val="20"/>
           <w:szCs w:val="20"/>
         </w:rPr>
-        <w:t xml:space="preserve">です。仕様書の6項目を、そのままプロジェクト設定に書きます。</w:t>
+        <w:t xml:space="preserve">です。仕様書の7項目を、そのままプロジェクト設定に書きます。</w:t>
       </w:r>
     </w:p>
     <w:p>
@@ -3831,7 +3831,7 @@
           <w:sz w:val="20"/>
           <w:szCs w:val="20"/>
         </w:rPr>
-        <w:t xml:space="preserve">「Create」タブは対話しながら下書きしてくれる方式。「Configure」タブは項目を直接埋める方式。講座では Configure を使ってください。仕様書の6項目をそのまま写せます。</w:t>
+        <w:t xml:space="preserve">「Create」タブは対話しながら下書きしてくれる方式。「Configure」タブは項目を直接埋める方式。講座では Configure を使ってください。仕様書の7項目をそのまま写せます。</w:t>
       </w:r>
     </w:p>
     <w:p>
